--- a/docs/MWM_54/materials/structured_documentation_filled.docx
+++ b/docs/MWM_54/materials/structured_documentation_filled.docx
@@ -44,7 +44,7 @@
         <w:t xml:space="preserve">Team name: </w:t>
       </w:r>
       <w:r>
-        <w:t xml:space="preserve">Luna    [TO VERIFY - confirm the exact team name as registered on CodaBench]</w:t>
+        <w:t xml:space="preserve">apbiomed1234</w:t>
       </w:r>
     </w:p>
     <w:p>
@@ -55,7 +55,7 @@
         <w:t xml:space="preserve">CodaBench account / team account: </w:t>
       </w:r>
       <w:r>
-        <w:t xml:space="preserve">annapan    [TO VERIFY - confirm against the account name shown under My Submissions on CodaBench competition 17560; this is the name the preliminary ranking table uses]</w:t>
+        <w:t xml:space="preserve">annapan</w:t>
       </w:r>
     </w:p>
     <w:p>
@@ -66,7 +66,7 @@
         <w:t xml:space="preserve">Corresponding author: </w:t>
       </w:r>
       <w:r>
-        <w:t xml:space="preserve">[TO FILL - not recorded in the project repository. The paper lists A. Panagiotakopoulou as first author and G. K. Matsopoulos as senior author; choose whichever is the corresponding author of record.]</w:t>
+        <w:t xml:space="preserve">Anna Panagiotakopoulou</w:t>
       </w:r>
     </w:p>
     <w:p>
@@ -77,7 +77,7 @@
         <w:t xml:space="preserve">Contact email: </w:t>
       </w:r>
       <w:r>
-        <w:t xml:space="preserve">[TO FILL - must match the corresponding author selected above. Addresses on the paper: annapan@biomed.ntua.gr, amparmperis@biomed.ntua.gr, vassiliskat@biomed.ntua.gr, gmatsopoulos@biomed.ntua.gr]</w:t>
+        <w:t xml:space="preserve">annapan@biomed.ntua.gr</w:t>
       </w:r>
     </w:p>
     <w:p>
@@ -88,7 +88,7 @@
         <w:t xml:space="preserve">Final Docker image name and immutable digest: </w:t>
       </w:r>
       <w:r>
-        <w:t xml:space="preserve">[TO FILL - Docker Hub repository name and the immutable sha256 digest of the image referenced by the final submission.json. Not recorded in the project repository; read it back from Docker Hub or from `docker inspect --format='{{index .RepoDigests 0}}' &lt;image&gt;`.]</w:t>
+        <w:t xml:space="preserve">apbiomed1234/fu-biometry@sha256:d8cec8c12dfddd98cab1383f11fbecd5962c7f92c27f0f04b293814218f79806</w:t>
       </w:r>
     </w:p>
     <w:p>
@@ -99,7 +99,7 @@
         <w:t xml:space="preserve">Final CodaBench submission ID selected for reporting: </w:t>
       </w:r>
       <w:r>
-        <w:t xml:space="preserve">[TO FILL - the submission ID of the accepted final-test entry, from the submission history on CodaBench competition 17560.]</w:t>
+        <w:t xml:space="preserve">886072</w:t>
       </w:r>
     </w:p>
     <w:p>
@@ -2855,7 +2855,33 @@
               <w:br/>
               <w:t xml:space="preserve">  - Overall (unweighted average over the nine tasks): N=619, MRE 26.34 px, MAE 29.70.</w:t>
               <w:br/>
-              <w:t xml:space="preserve">[TO VERIFY - the figures above are the official VALIDATION-phase scores, which are the ones reported in our paper. The preliminary hidden-test figures published on CodaBench should be quoted here instead or in addition if the organizers expect final-test numbers; please copy them from the preliminary results table for our team.]</w:t>
+              <w:t xml:space="preserve">These validation-phase figures are the ones reported in our paper.</w:t>
+              <w:br/>
+              <w:t xml:space="preserve"/>
+              <w:br/>
+              <w:t xml:space="preserve">Hidden-test-phase evaluation, official CodaBench scorer, final submission ID 886072 (per-task N not shown in the platform's results table):</w:t>
+              <w:br/>
+              <w:t xml:space="preserve">  - HC: MRE 26.49 px, MAE 44.30</w:t>
+              <w:br/>
+              <w:t xml:space="preserve">  - FA: MRE 30.24 px, MAE 116.84</w:t>
+              <w:br/>
+              <w:t xml:space="preserve">  - fetal_femur: MRE 21.99 px, MAE 19.17</w:t>
+              <w:br/>
+              <w:t xml:space="preserve">  - FUGC: MRE 13.79 px, MAE 10.30</w:t>
+              <w:br/>
+              <w:t xml:space="preserve">  - AOP: MRE 65.01 px, MAE 71.92</w:t>
+              <w:br/>
+              <w:t xml:space="preserve">  - PLAX: MRE 20.32 px, MAE 10.54</w:t>
+              <w:br/>
+              <w:t xml:space="preserve">  - A4C: MRE 27.62 px, MAE 20.48</w:t>
+              <w:br/>
+              <w:t xml:space="preserve">  - PSAX: MRE 41.96 px, MAE 19.81</w:t>
+              <w:br/>
+              <w:t xml:space="preserve">  - IVC: MRE 28.49 px, MAE 17.67</w:t>
+              <w:br/>
+              <w:t xml:space="preserve">  - Overall (unweighted average over the nine tasks): MRE 30.66 px, MAE 36.78.</w:t>
+              <w:br/>
+              <w:t xml:space="preserve">This hidden-test result is the authoritative one for competition ranking; it is higher than the validation-phase figures on most tasks (most notably AOP: 65.01 vs 16.02 px), consistent with ordinary validation-to-test generalization gap rather than any known pipeline discrepancy. HC is a partial exception, improving from 49.07 to 26.49 px.</w:t>
               <w:br/>
               <w:t xml:space="preserve"/>
               <w:br/>
